--- a/arb/docx/29.content.docx
+++ b/arb/docx/29.content.docx
@@ -13502,20 +13502,14 @@
         </w:rPr>
         <w:t xml:space="preserve">انظر كيف ترجمت هذا التعبير المشابه في </w:t>
       </w:r>
-      <w:hyperlink r:id="rId13">
-        <w:r>
-          <w:rPr>
-            <w:rtl/>
-            <w:cs/>
-            <w:lang w:val="ar_AE" w:bidi="ar_AE"/>
-          </w:rPr>
-          <w:rPr>
-            <w:color w:val="0000EE"/>
-            <w:u w:val="single"/>
-          </w:rPr>
-          <w:t>1:19</w:t>
-        </w:r>
-      </w:hyperlink>
+      <w:r>
+        <w:rPr>
+          <w:rtl/>
+          <w:cs/>
+          <w:lang w:val="ar_AE" w:bidi="ar_AE"/>
+        </w:rPr>
+        <w:t>1:19</w:t>
+      </w:r>
       <w:r>
         <w:rPr>
           <w:rtl/>
@@ -14480,20 +14474,14 @@
         </w:rPr>
         <w:t xml:space="preserve">انظر كيف ترجمت نفس التعبير في </w:t>
       </w:r>
-      <w:hyperlink r:id="rId14">
-        <w:r>
-          <w:rPr>
-            <w:rtl/>
-            <w:cs/>
-            <w:lang w:val="ar_AE" w:bidi="ar_AE"/>
-          </w:rPr>
-          <w:rPr>
-            <w:color w:val="0000EE"/>
-            <w:u w:val="single"/>
-          </w:rPr>
-          <w:t>1:15</w:t>
-        </w:r>
-      </w:hyperlink>
+      <w:r>
+        <w:rPr>
+          <w:rtl/>
+          <w:cs/>
+          <w:lang w:val="ar_AE" w:bidi="ar_AE"/>
+        </w:rPr>
+        <w:t>1:15</w:t>
+      </w:r>
       <w:r>
         <w:rPr>
           <w:rtl/>
@@ -21990,20 +21978,14 @@
         </w:rPr>
         <w:t xml:space="preserve">انظر كيف ترجمت نفس التعبير في </w:t>
       </w:r>
-      <w:hyperlink r:id="rId14">
-        <w:r>
-          <w:rPr>
-            <w:rtl/>
-            <w:cs/>
-            <w:lang w:val="ar_AE" w:bidi="ar_AE"/>
-          </w:rPr>
-          <w:rPr>
-            <w:color w:val="0000EE"/>
-            <w:u w:val="single"/>
-          </w:rPr>
-          <w:t>1:15</w:t>
-        </w:r>
-      </w:hyperlink>
+      <w:r>
+        <w:rPr>
+          <w:rtl/>
+          <w:cs/>
+          <w:lang w:val="ar_AE" w:bidi="ar_AE"/>
+        </w:rPr>
+        <w:t>1:15</w:t>
+      </w:r>
       <w:r>
         <w:rPr>
           <w:rtl/>
@@ -34249,20 +34231,14 @@
         </w:rPr>
         <w:t xml:space="preserve">انظر كيف ترجمت هذا في </w:t>
       </w:r>
-      <w:hyperlink r:id="rId15">
-        <w:r>
-          <w:rPr>
-            <w:rtl/>
-            <w:cs/>
-            <w:lang w:val="ar_AE" w:bidi="ar_AE"/>
-          </w:rPr>
-          <w:rPr>
-            <w:color w:val="0000EE"/>
-            <w:u w:val="single"/>
-          </w:rPr>
-          <w:t>2:28</w:t>
-        </w:r>
-      </w:hyperlink>
+      <w:r>
+        <w:rPr>
+          <w:rtl/>
+          <w:cs/>
+          <w:lang w:val="ar_AE" w:bidi="ar_AE"/>
+        </w:rPr>
+        <w:t>2:28</w:t>
+      </w:r>
       <w:r>
         <w:rPr>
           <w:rtl/>
@@ -35321,20 +35297,14 @@
         </w:rPr>
         <w:t xml:space="preserve">انظر كيف ترجمت التعبير المشابه في </w:t>
       </w:r>
-      <w:hyperlink r:id="rId14">
-        <w:r>
-          <w:rPr>
-            <w:rtl/>
-            <w:cs/>
-            <w:lang w:val="ar_AE" w:bidi="ar_AE"/>
-          </w:rPr>
-          <w:rPr>
-            <w:color w:val="0000EE"/>
-            <w:u w:val="single"/>
-          </w:rPr>
-          <w:t>1:15</w:t>
-        </w:r>
-      </w:hyperlink>
+      <w:r>
+        <w:rPr>
+          <w:rtl/>
+          <w:cs/>
+          <w:lang w:val="ar_AE" w:bidi="ar_AE"/>
+        </w:rPr>
+        <w:t>1:15</w:t>
+      </w:r>
       <w:r>
         <w:rPr>
           <w:rtl/>
@@ -39532,20 +39502,14 @@
         </w:rPr>
         <w:t xml:space="preserve"> في </w:t>
       </w:r>
-      <w:hyperlink r:id="rId16">
-        <w:r>
-          <w:rPr>
-            <w:rtl/>
-            <w:cs/>
-            <w:lang w:val="ar_AE" w:bidi="ar_AE"/>
-          </w:rPr>
-          <w:rPr>
-            <w:color w:val="0000EE"/>
-            <w:u w:val="single"/>
-          </w:rPr>
-          <w:t>2:23</w:t>
-        </w:r>
-      </w:hyperlink>
+      <w:r>
+        <w:rPr>
+          <w:rtl/>
+          <w:cs/>
+          <w:lang w:val="ar_AE" w:bidi="ar_AE"/>
+        </w:rPr>
+        <w:t>2:23</w:t>
+      </w:r>
       <w:r>
         <w:rPr>
           <w:rtl/>
@@ -40197,20 +40161,14 @@
         </w:rPr>
         <w:t xml:space="preserve">كما في </w:t>
       </w:r>
-      <w:hyperlink r:id="rId17">
-        <w:r>
-          <w:rPr>
-            <w:rtl/>
-            <w:cs/>
-            <w:lang w:val="ar_AE" w:bidi="ar_AE"/>
-          </w:rPr>
-          <w:rPr>
-            <w:color w:val="0000EE"/>
-            <w:u w:val="single"/>
-          </w:rPr>
-          <w:t>2:19</w:t>
-        </w:r>
-      </w:hyperlink>
+      <w:r>
+        <w:rPr>
+          <w:rtl/>
+          <w:cs/>
+          <w:lang w:val="ar_AE" w:bidi="ar_AE"/>
+        </w:rPr>
+        <w:t>2:19</w:t>
+      </w:r>
       <w:r>
         <w:rPr>
           <w:rtl/>
@@ -40515,20 +40473,14 @@
         </w:rPr>
         <w:t xml:space="preserve">انظر كيف ترجمت نفس التعبير في </w:t>
       </w:r>
-      <w:hyperlink r:id="rId18">
-        <w:r>
-          <w:rPr>
-            <w:rtl/>
-            <w:cs/>
-            <w:lang w:val="ar_AE" w:bidi="ar_AE"/>
-          </w:rPr>
-          <w:rPr>
-            <w:color w:val="0000EE"/>
-            <w:u w:val="single"/>
-          </w:rPr>
-          <w:t>3:4</w:t>
-        </w:r>
-      </w:hyperlink>
+      <w:r>
+        <w:rPr>
+          <w:rtl/>
+          <w:cs/>
+          <w:lang w:val="ar_AE" w:bidi="ar_AE"/>
+        </w:rPr>
+        <w:t>3:4</w:t>
+      </w:r>
       <w:r>
         <w:rPr>
           <w:rtl/>
@@ -43177,20 +43129,14 @@
         </w:rPr>
         <w:t xml:space="preserve">انظر كيف ترجمت هذا الاسم في </w:t>
       </w:r>
-      <w:hyperlink r:id="rId19">
-        <w:r>
-          <w:rPr>
-            <w:rtl/>
-            <w:cs/>
-            <w:lang w:val="ar_AE" w:bidi="ar_AE"/>
-          </w:rPr>
-          <w:rPr>
-            <w:color w:val="0000EE"/>
-            <w:u w:val="single"/>
-          </w:rPr>
-          <w:t>3:2</w:t>
-        </w:r>
-      </w:hyperlink>
+      <w:r>
+        <w:rPr>
+          <w:rtl/>
+          <w:cs/>
+          <w:lang w:val="ar_AE" w:bidi="ar_AE"/>
+        </w:rPr>
+        <w:t>3:2</w:t>
+      </w:r>
       <w:r>
         <w:rPr>
           <w:rtl/>
@@ -44033,20 +43979,14 @@
         </w:rPr>
         <w:t xml:space="preserve"> هي بصيغة الجمع هنا، لذا استخدم صيغة الجمع في ترجمتك إذا كانت لغتك تميز ذلك. هذه الأوامر تبدو موجهة إلى "المحاربين" المذكورين في </w:t>
       </w:r>
-      <w:hyperlink r:id="rId20">
-        <w:r>
-          <w:rPr>
-            <w:rtl/>
-            <w:cs/>
-            <w:lang w:val="ar_AE" w:bidi="ar_AE"/>
-          </w:rPr>
-          <w:rPr>
-            <w:color w:val="0000EE"/>
-            <w:u w:val="single"/>
-          </w:rPr>
-          <w:t>3:11</w:t>
-        </w:r>
-      </w:hyperlink>
+      <w:r>
+        <w:rPr>
+          <w:rtl/>
+          <w:cs/>
+          <w:lang w:val="ar_AE" w:bidi="ar_AE"/>
+        </w:rPr>
+        <w:t>3:11</w:t>
+      </w:r>
       <w:r>
         <w:rPr>
           <w:rtl/>
@@ -44994,20 +44934,14 @@
         </w:rPr>
         <w:t xml:space="preserve">هذه هي نفس العبارات كما في </w:t>
       </w:r>
-      <w:hyperlink r:id="rId21">
-        <w:r>
-          <w:rPr>
-            <w:rtl/>
-            <w:cs/>
-            <w:lang w:val="ar_AE" w:bidi="ar_AE"/>
-          </w:rPr>
-          <w:rPr>
-            <w:color w:val="0000EE"/>
-            <w:u w:val="single"/>
-          </w:rPr>
-          <w:t>2:10</w:t>
-        </w:r>
-      </w:hyperlink>
+      <w:r>
+        <w:rPr>
+          <w:rtl/>
+          <w:cs/>
+          <w:lang w:val="ar_AE" w:bidi="ar_AE"/>
+        </w:rPr>
+        <w:t>2:10</w:t>
+      </w:r>
       <w:r>
         <w:rPr>
           <w:rtl/>
@@ -45164,20 +45098,14 @@
         </w:rPr>
         <w:t xml:space="preserve">انظر كيف ترجمت نفس التعبير في </w:t>
       </w:r>
-      <w:hyperlink r:id="rId21">
-        <w:r>
-          <w:rPr>
-            <w:rtl/>
-            <w:cs/>
-            <w:lang w:val="ar_AE" w:bidi="ar_AE"/>
-          </w:rPr>
-          <w:rPr>
-            <w:color w:val="0000EE"/>
-            <w:u w:val="single"/>
-          </w:rPr>
-          <w:t>2:10</w:t>
-        </w:r>
-      </w:hyperlink>
+      <w:r>
+        <w:rPr>
+          <w:rtl/>
+          <w:cs/>
+          <w:lang w:val="ar_AE" w:bidi="ar_AE"/>
+        </w:rPr>
+        <w:t>2:10</w:t>
+      </w:r>
       <w:r>
         <w:rPr>
           <w:rtl/>
@@ -45829,20 +45757,14 @@
         </w:rPr>
         <w:t xml:space="preserve"> في </w:t>
       </w:r>
-      <w:hyperlink r:id="rId16">
-        <w:r>
-          <w:rPr>
-            <w:rtl/>
-            <w:cs/>
-            <w:lang w:val="ar_AE" w:bidi="ar_AE"/>
-          </w:rPr>
-          <w:rPr>
-            <w:color w:val="0000EE"/>
-            <w:u w:val="single"/>
-          </w:rPr>
-          <w:t>2:23</w:t>
-        </w:r>
-      </w:hyperlink>
+      <w:r>
+        <w:rPr>
+          <w:rtl/>
+          <w:cs/>
+          <w:lang w:val="ar_AE" w:bidi="ar_AE"/>
+        </w:rPr>
+        <w:t>2:23</w:t>
+      </w:r>
       <w:r>
         <w:rPr>
           <w:rtl/>
@@ -47154,20 +47076,14 @@
         </w:rPr>
         <w:t xml:space="preserve">انظر كيف ترجمت نفس التعبير في </w:t>
       </w:r>
-      <w:hyperlink r:id="rId22">
-        <w:r>
-          <w:rPr>
-            <w:rtl/>
-            <w:cs/>
-            <w:lang w:val="ar_AE" w:bidi="ar_AE"/>
-          </w:rPr>
-          <w:rPr>
-            <w:color w:val="0000EE"/>
-            <w:u w:val="single"/>
-          </w:rPr>
-          <w:t>1:9</w:t>
-        </w:r>
-      </w:hyperlink>
+      <w:r>
+        <w:rPr>
+          <w:rtl/>
+          <w:cs/>
+          <w:lang w:val="ar_AE" w:bidi="ar_AE"/>
+        </w:rPr>
+        <w:t>1:9</w:t>
+      </w:r>
       <w:r>
         <w:rPr>
           <w:rtl/>
@@ -48530,20 +48446,14 @@
         </w:rPr>
         <w:t xml:space="preserve">مثل التعبير في </w:t>
       </w:r>
-      <w:hyperlink r:id="rId23">
-        <w:r>
-          <w:rPr>
-            <w:rtl/>
-            <w:cs/>
-            <w:lang w:val="ar_AE" w:bidi="ar_AE"/>
-          </w:rPr>
-          <w:rPr>
-            <w:color w:val="0000EE"/>
-            <w:u w:val="single"/>
-          </w:rPr>
-          <w:t>2:2</w:t>
-        </w:r>
-      </w:hyperlink>
+      <w:r>
+        <w:rPr>
+          <w:rtl/>
+          <w:cs/>
+          <w:lang w:val="ar_AE" w:bidi="ar_AE"/>
+        </w:rPr>
+        <w:t>2:2</w:t>
+      </w:r>
       <w:r>
         <w:rPr>
           <w:rtl/>
